--- a/report.docx
+++ b/report.docx
@@ -1002,7 +1002,7 @@
         <w:widowControl/>
       </w:pPr>
       <w:r>
-        <w:t>Работа выполнена в Jupyter Notebook с использованием Python, pandas, matplotlib и seaborn. Выполненный ноутбук доступен по ссылке: https://colab.research.google.com/github/StasWW/suai-data-analysis-lab2/blob/main/%D0%9B%D0%A02_%D0%96%D0%BE%D0%B9%D0%B4_8.ipynb</w:t>
+        <w:t>Работа выполнена с использованием Python, pandas, matplotlib и seaborn. Исходные данные, программный код, результаты выполнения и отчёт опубликованы в репозитории GitHub: https://github.com/StasWW/suai-data-analysis-lab2</w:t>
       </w:r>
     </w:p>
     <w:p>
@@ -1038,10 +1038,11 @@
     </w:p>
     <w:tbl>
       <w:tblPr>
-        <w:tblW w:type="auto" w:w="0"/>
-        <w:jc w:val="center"/>
+        <w:tblW w:type="dxa" w:w="8617"/>
+        <w:jc w:val="left"/>
         <w:tblLayout w:type="fixed"/>
         <w:tblLook w:firstColumn="1" w:firstRow="1" w:lastColumn="0" w:lastRow="0" w:noHBand="0" w:noVBand="1" w:val="04A0"/>
+        <w:tblInd w:w="0" w:type="dxa"/>
         <w:tblBorders>
           <w:top w:val="single" w:sz="4" w:color="D9D9D9"/>
           <w:left w:val="single" w:sz="4" w:color="D9D9D9"/>
@@ -1052,8 +1053,8 @@
         </w:tblBorders>
       </w:tblPr>
       <w:tblGrid>
-        <w:gridCol w:w="1984"/>
-        <w:gridCol w:w="7030"/>
+        <w:gridCol w:w="1814"/>
+        <w:gridCol w:w="6803"/>
       </w:tblGrid>
       <w:tr>
         <w:trPr>
@@ -1062,7 +1063,7 @@
         </w:trPr>
         <w:tc>
           <w:tcPr>
-            <w:tcW w:type="dxa" w:w="4677"/>
+            <w:tcW w:type="dxa" w:w="1814"/>
             <w:shd w:fill="D9E2F3"/>
             <w:vAlign w:val="center"/>
             <w:tcMar>
@@ -1090,7 +1091,7 @@
         </w:tc>
         <w:tc>
           <w:tcPr>
-            <w:tcW w:type="dxa" w:w="4677"/>
+            <w:tcW w:type="dxa" w:w="6803"/>
             <w:shd w:fill="D9E2F3"/>
             <w:vAlign w:val="center"/>
             <w:tcMar>
@@ -1123,7 +1124,7 @@
         </w:trPr>
         <w:tc>
           <w:tcPr>
-            <w:tcW w:type="dxa" w:w="1984"/>
+            <w:tcW w:type="dxa" w:w="1814"/>
             <w:vAlign w:val="center"/>
             <w:tcMar>
               <w:top w:w="90" w:type="dxa"/>
@@ -1150,7 +1151,7 @@
         </w:tc>
         <w:tc>
           <w:tcPr>
-            <w:tcW w:type="dxa" w:w="7030"/>
+            <w:tcW w:type="dxa" w:w="6803"/>
             <w:vAlign w:val="center"/>
             <w:tcMar>
               <w:top w:w="90" w:type="dxa"/>
@@ -1182,7 +1183,7 @@
         </w:trPr>
         <w:tc>
           <w:tcPr>
-            <w:tcW w:type="dxa" w:w="1984"/>
+            <w:tcW w:type="dxa" w:w="1814"/>
             <w:vAlign w:val="center"/>
             <w:tcMar>
               <w:top w:w="90" w:type="dxa"/>
@@ -1209,7 +1210,7 @@
         </w:tc>
         <w:tc>
           <w:tcPr>
-            <w:tcW w:type="dxa" w:w="7030"/>
+            <w:tcW w:type="dxa" w:w="6803"/>
             <w:vAlign w:val="center"/>
             <w:tcMar>
               <w:top w:w="90" w:type="dxa"/>
@@ -1241,7 +1242,7 @@
         </w:trPr>
         <w:tc>
           <w:tcPr>
-            <w:tcW w:type="dxa" w:w="1984"/>
+            <w:tcW w:type="dxa" w:w="1814"/>
             <w:vAlign w:val="center"/>
             <w:tcMar>
               <w:top w:w="90" w:type="dxa"/>
@@ -1268,7 +1269,7 @@
         </w:tc>
         <w:tc>
           <w:tcPr>
-            <w:tcW w:type="dxa" w:w="7030"/>
+            <w:tcW w:type="dxa" w:w="6803"/>
             <w:vAlign w:val="center"/>
             <w:tcMar>
               <w:top w:w="90" w:type="dxa"/>
@@ -1300,7 +1301,7 @@
         </w:trPr>
         <w:tc>
           <w:tcPr>
-            <w:tcW w:type="dxa" w:w="1984"/>
+            <w:tcW w:type="dxa" w:w="1814"/>
             <w:vAlign w:val="center"/>
             <w:tcMar>
               <w:top w:w="90" w:type="dxa"/>
@@ -1327,7 +1328,7 @@
         </w:tc>
         <w:tc>
           <w:tcPr>
-            <w:tcW w:type="dxa" w:w="7030"/>
+            <w:tcW w:type="dxa" w:w="6803"/>
             <w:vAlign w:val="center"/>
             <w:tcMar>
               <w:top w:w="90" w:type="dxa"/>
@@ -1359,7 +1360,7 @@
         </w:trPr>
         <w:tc>
           <w:tcPr>
-            <w:tcW w:type="dxa" w:w="1984"/>
+            <w:tcW w:type="dxa" w:w="1814"/>
             <w:vAlign w:val="center"/>
             <w:tcMar>
               <w:top w:w="90" w:type="dxa"/>
@@ -1386,7 +1387,7 @@
         </w:tc>
         <w:tc>
           <w:tcPr>
-            <w:tcW w:type="dxa" w:w="7030"/>
+            <w:tcW w:type="dxa" w:w="6803"/>
             <w:vAlign w:val="center"/>
             <w:tcMar>
               <w:top w:w="90" w:type="dxa"/>
@@ -1418,7 +1419,7 @@
         </w:trPr>
         <w:tc>
           <w:tcPr>
-            <w:tcW w:type="dxa" w:w="1984"/>
+            <w:tcW w:type="dxa" w:w="1814"/>
             <w:vAlign w:val="center"/>
             <w:tcMar>
               <w:top w:w="90" w:type="dxa"/>
@@ -1445,7 +1446,7 @@
         </w:tc>
         <w:tc>
           <w:tcPr>
-            <w:tcW w:type="dxa" w:w="7030"/>
+            <w:tcW w:type="dxa" w:w="6803"/>
             <w:vAlign w:val="center"/>
             <w:tcMar>
               <w:top w:w="90" w:type="dxa"/>
@@ -1477,7 +1478,7 @@
         </w:trPr>
         <w:tc>
           <w:tcPr>
-            <w:tcW w:type="dxa" w:w="1984"/>
+            <w:tcW w:type="dxa" w:w="1814"/>
             <w:vAlign w:val="center"/>
             <w:tcMar>
               <w:top w:w="90" w:type="dxa"/>
@@ -1504,7 +1505,7 @@
         </w:tc>
         <w:tc>
           <w:tcPr>
-            <w:tcW w:type="dxa" w:w="7030"/>
+            <w:tcW w:type="dxa" w:w="6803"/>
             <w:vAlign w:val="center"/>
             <w:tcMar>
               <w:top w:w="90" w:type="dxa"/>
@@ -1536,7 +1537,7 @@
         </w:trPr>
         <w:tc>
           <w:tcPr>
-            <w:tcW w:type="dxa" w:w="1984"/>
+            <w:tcW w:type="dxa" w:w="1814"/>
             <w:vAlign w:val="center"/>
             <w:tcMar>
               <w:top w:w="90" w:type="dxa"/>
@@ -1563,7 +1564,7 @@
         </w:tc>
         <w:tc>
           <w:tcPr>
-            <w:tcW w:type="dxa" w:w="7030"/>
+            <w:tcW w:type="dxa" w:w="6803"/>
             <w:vAlign w:val="center"/>
             <w:tcMar>
               <w:top w:w="90" w:type="dxa"/>
@@ -1595,7 +1596,7 @@
         </w:trPr>
         <w:tc>
           <w:tcPr>
-            <w:tcW w:type="dxa" w:w="1984"/>
+            <w:tcW w:type="dxa" w:w="1814"/>
             <w:vAlign w:val="center"/>
             <w:tcMar>
               <w:top w:w="90" w:type="dxa"/>
@@ -1622,7 +1623,7 @@
         </w:tc>
         <w:tc>
           <w:tcPr>
-            <w:tcW w:type="dxa" w:w="7030"/>
+            <w:tcW w:type="dxa" w:w="6803"/>
             <w:vAlign w:val="center"/>
             <w:tcMar>
               <w:top w:w="90" w:type="dxa"/>
@@ -1654,7 +1655,7 @@
         </w:trPr>
         <w:tc>
           <w:tcPr>
-            <w:tcW w:type="dxa" w:w="1984"/>
+            <w:tcW w:type="dxa" w:w="1814"/>
             <w:vAlign w:val="center"/>
             <w:tcMar>
               <w:top w:w="90" w:type="dxa"/>
@@ -1681,7 +1682,7 @@
         </w:tc>
         <w:tc>
           <w:tcPr>
-            <w:tcW w:type="dxa" w:w="7030"/>
+            <w:tcW w:type="dxa" w:w="6803"/>
             <w:vAlign w:val="center"/>
             <w:tcMar>
               <w:top w:w="90" w:type="dxa"/>
@@ -1713,7 +1714,7 @@
         </w:trPr>
         <w:tc>
           <w:tcPr>
-            <w:tcW w:type="dxa" w:w="1984"/>
+            <w:tcW w:type="dxa" w:w="1814"/>
             <w:vAlign w:val="center"/>
             <w:tcMar>
               <w:top w:w="90" w:type="dxa"/>
@@ -1740,7 +1741,7 @@
         </w:tc>
         <w:tc>
           <w:tcPr>
-            <w:tcW w:type="dxa" w:w="7030"/>
+            <w:tcW w:type="dxa" w:w="6803"/>
             <w:vAlign w:val="center"/>
             <w:tcMar>
               <w:top w:w="90" w:type="dxa"/>
@@ -1799,10 +1800,11 @@
     </w:p>
     <w:tbl>
       <w:tblPr>
-        <w:tblW w:type="auto" w:w="0"/>
-        <w:jc w:val="center"/>
+        <w:tblW w:type="dxa" w:w="8617"/>
+        <w:jc w:val="left"/>
         <w:tblLayout w:type="fixed"/>
         <w:tblLook w:firstColumn="1" w:firstRow="1" w:lastColumn="0" w:lastRow="0" w:noHBand="0" w:noVBand="1" w:val="04A0"/>
+        <w:tblInd w:w="0" w:type="dxa"/>
         <w:tblBorders>
           <w:top w:val="single" w:sz="4" w:color="D9D9D9"/>
           <w:left w:val="single" w:sz="4" w:color="D9D9D9"/>
@@ -1813,11 +1815,11 @@
         </w:tblBorders>
       </w:tblPr>
       <w:tblGrid>
-        <w:gridCol w:w="1701"/>
-        <w:gridCol w:w="1814"/>
-        <w:gridCol w:w="1814"/>
-        <w:gridCol w:w="1814"/>
-        <w:gridCol w:w="1814"/>
+        <w:gridCol w:w="1587"/>
+        <w:gridCol w:w="1757"/>
+        <w:gridCol w:w="1757"/>
+        <w:gridCol w:w="1757"/>
+        <w:gridCol w:w="1757"/>
       </w:tblGrid>
       <w:tr>
         <w:trPr>
@@ -1826,7 +1828,7 @@
         </w:trPr>
         <w:tc>
           <w:tcPr>
-            <w:tcW w:type="dxa" w:w="1871"/>
+            <w:tcW w:type="dxa" w:w="1587"/>
             <w:shd w:fill="D9E2F3"/>
             <w:vAlign w:val="center"/>
             <w:tcMar>
@@ -1854,7 +1856,7 @@
         </w:tc>
         <w:tc>
           <w:tcPr>
-            <w:tcW w:type="dxa" w:w="1871"/>
+            <w:tcW w:type="dxa" w:w="1757"/>
             <w:shd w:fill="D9E2F3"/>
             <w:vAlign w:val="center"/>
             <w:tcMar>
@@ -1882,7 +1884,7 @@
         </w:tc>
         <w:tc>
           <w:tcPr>
-            <w:tcW w:type="dxa" w:w="1871"/>
+            <w:tcW w:type="dxa" w:w="1757"/>
             <w:shd w:fill="D9E2F3"/>
             <w:vAlign w:val="center"/>
             <w:tcMar>
@@ -1910,7 +1912,7 @@
         </w:tc>
         <w:tc>
           <w:tcPr>
-            <w:tcW w:type="dxa" w:w="1871"/>
+            <w:tcW w:type="dxa" w:w="1757"/>
             <w:shd w:fill="D9E2F3"/>
             <w:vAlign w:val="center"/>
             <w:tcMar>
@@ -1938,7 +1940,7 @@
         </w:tc>
         <w:tc>
           <w:tcPr>
-            <w:tcW w:type="dxa" w:w="1871"/>
+            <w:tcW w:type="dxa" w:w="1757"/>
             <w:shd w:fill="D9E2F3"/>
             <w:vAlign w:val="center"/>
             <w:tcMar>
@@ -1971,7 +1973,7 @@
         </w:trPr>
         <w:tc>
           <w:tcPr>
-            <w:tcW w:type="dxa" w:w="1701"/>
+            <w:tcW w:type="dxa" w:w="1587"/>
             <w:vAlign w:val="center"/>
             <w:tcMar>
               <w:top w:w="90" w:type="dxa"/>
@@ -1998,7 +2000,7 @@
         </w:tc>
         <w:tc>
           <w:tcPr>
-            <w:tcW w:type="dxa" w:w="1814"/>
+            <w:tcW w:type="dxa" w:w="1757"/>
             <w:vAlign w:val="center"/>
             <w:tcMar>
               <w:top w:w="90" w:type="dxa"/>
@@ -2025,7 +2027,7 @@
         </w:tc>
         <w:tc>
           <w:tcPr>
-            <w:tcW w:type="dxa" w:w="1814"/>
+            <w:tcW w:type="dxa" w:w="1757"/>
             <w:vAlign w:val="center"/>
             <w:tcMar>
               <w:top w:w="90" w:type="dxa"/>
@@ -2052,7 +2054,7 @@
         </w:tc>
         <w:tc>
           <w:tcPr>
-            <w:tcW w:type="dxa" w:w="1814"/>
+            <w:tcW w:type="dxa" w:w="1757"/>
             <w:vAlign w:val="center"/>
             <w:tcMar>
               <w:top w:w="90" w:type="dxa"/>
@@ -2079,7 +2081,7 @@
         </w:tc>
         <w:tc>
           <w:tcPr>
-            <w:tcW w:type="dxa" w:w="1814"/>
+            <w:tcW w:type="dxa" w:w="1757"/>
             <w:vAlign w:val="center"/>
             <w:tcMar>
               <w:top w:w="90" w:type="dxa"/>
@@ -2111,7 +2113,7 @@
         </w:trPr>
         <w:tc>
           <w:tcPr>
-            <w:tcW w:type="dxa" w:w="1701"/>
+            <w:tcW w:type="dxa" w:w="1587"/>
             <w:vAlign w:val="center"/>
             <w:tcMar>
               <w:top w:w="90" w:type="dxa"/>
@@ -2138,7 +2140,7 @@
         </w:tc>
         <w:tc>
           <w:tcPr>
-            <w:tcW w:type="dxa" w:w="1814"/>
+            <w:tcW w:type="dxa" w:w="1757"/>
             <w:vAlign w:val="center"/>
             <w:tcMar>
               <w:top w:w="90" w:type="dxa"/>
@@ -2165,7 +2167,7 @@
         </w:tc>
         <w:tc>
           <w:tcPr>
-            <w:tcW w:type="dxa" w:w="1814"/>
+            <w:tcW w:type="dxa" w:w="1757"/>
             <w:vAlign w:val="center"/>
             <w:tcMar>
               <w:top w:w="90" w:type="dxa"/>
@@ -2192,7 +2194,7 @@
         </w:tc>
         <w:tc>
           <w:tcPr>
-            <w:tcW w:type="dxa" w:w="1814"/>
+            <w:tcW w:type="dxa" w:w="1757"/>
             <w:vAlign w:val="center"/>
             <w:tcMar>
               <w:top w:w="90" w:type="dxa"/>
@@ -2219,7 +2221,7 @@
         </w:tc>
         <w:tc>
           <w:tcPr>
-            <w:tcW w:type="dxa" w:w="1814"/>
+            <w:tcW w:type="dxa" w:w="1757"/>
             <w:vAlign w:val="center"/>
             <w:tcMar>
               <w:top w:w="90" w:type="dxa"/>
@@ -2251,7 +2253,7 @@
         </w:trPr>
         <w:tc>
           <w:tcPr>
-            <w:tcW w:type="dxa" w:w="1701"/>
+            <w:tcW w:type="dxa" w:w="1587"/>
             <w:vAlign w:val="center"/>
             <w:tcMar>
               <w:top w:w="90" w:type="dxa"/>
@@ -2278,7 +2280,7 @@
         </w:tc>
         <w:tc>
           <w:tcPr>
-            <w:tcW w:type="dxa" w:w="1814"/>
+            <w:tcW w:type="dxa" w:w="1757"/>
             <w:vAlign w:val="center"/>
             <w:tcMar>
               <w:top w:w="90" w:type="dxa"/>
@@ -2305,7 +2307,7 @@
         </w:tc>
         <w:tc>
           <w:tcPr>
-            <w:tcW w:type="dxa" w:w="1814"/>
+            <w:tcW w:type="dxa" w:w="1757"/>
             <w:vAlign w:val="center"/>
             <w:tcMar>
               <w:top w:w="90" w:type="dxa"/>
@@ -2332,7 +2334,7 @@
         </w:tc>
         <w:tc>
           <w:tcPr>
-            <w:tcW w:type="dxa" w:w="1814"/>
+            <w:tcW w:type="dxa" w:w="1757"/>
             <w:vAlign w:val="center"/>
             <w:tcMar>
               <w:top w:w="90" w:type="dxa"/>
@@ -2359,7 +2361,7 @@
         </w:tc>
         <w:tc>
           <w:tcPr>
-            <w:tcW w:type="dxa" w:w="1814"/>
+            <w:tcW w:type="dxa" w:w="1757"/>
             <w:vAlign w:val="center"/>
             <w:tcMar>
               <w:top w:w="90" w:type="dxa"/>
@@ -2391,7 +2393,7 @@
         </w:trPr>
         <w:tc>
           <w:tcPr>
-            <w:tcW w:type="dxa" w:w="1701"/>
+            <w:tcW w:type="dxa" w:w="1587"/>
             <w:vAlign w:val="center"/>
             <w:tcMar>
               <w:top w:w="90" w:type="dxa"/>
@@ -2418,7 +2420,7 @@
         </w:tc>
         <w:tc>
           <w:tcPr>
-            <w:tcW w:type="dxa" w:w="1814"/>
+            <w:tcW w:type="dxa" w:w="1757"/>
             <w:vAlign w:val="center"/>
             <w:tcMar>
               <w:top w:w="90" w:type="dxa"/>
@@ -2445,7 +2447,7 @@
         </w:tc>
         <w:tc>
           <w:tcPr>
-            <w:tcW w:type="dxa" w:w="1814"/>
+            <w:tcW w:type="dxa" w:w="1757"/>
             <w:vAlign w:val="center"/>
             <w:tcMar>
               <w:top w:w="90" w:type="dxa"/>
@@ -2472,7 +2474,7 @@
         </w:tc>
         <w:tc>
           <w:tcPr>
-            <w:tcW w:type="dxa" w:w="1814"/>
+            <w:tcW w:type="dxa" w:w="1757"/>
             <w:vAlign w:val="center"/>
             <w:tcMar>
               <w:top w:w="90" w:type="dxa"/>
@@ -2499,7 +2501,7 @@
         </w:tc>
         <w:tc>
           <w:tcPr>
-            <w:tcW w:type="dxa" w:w="1814"/>
+            <w:tcW w:type="dxa" w:w="1757"/>
             <w:vAlign w:val="center"/>
             <w:tcMar>
               <w:top w:w="90" w:type="dxa"/>
@@ -2531,7 +2533,7 @@
         </w:trPr>
         <w:tc>
           <w:tcPr>
-            <w:tcW w:type="dxa" w:w="1701"/>
+            <w:tcW w:type="dxa" w:w="1587"/>
             <w:vAlign w:val="center"/>
             <w:tcMar>
               <w:top w:w="90" w:type="dxa"/>
@@ -2558,7 +2560,7 @@
         </w:tc>
         <w:tc>
           <w:tcPr>
-            <w:tcW w:type="dxa" w:w="1814"/>
+            <w:tcW w:type="dxa" w:w="1757"/>
             <w:vAlign w:val="center"/>
             <w:tcMar>
               <w:top w:w="90" w:type="dxa"/>
@@ -2585,7 +2587,7 @@
         </w:tc>
         <w:tc>
           <w:tcPr>
-            <w:tcW w:type="dxa" w:w="1814"/>
+            <w:tcW w:type="dxa" w:w="1757"/>
             <w:vAlign w:val="center"/>
             <w:tcMar>
               <w:top w:w="90" w:type="dxa"/>
@@ -2612,7 +2614,7 @@
         </w:tc>
         <w:tc>
           <w:tcPr>
-            <w:tcW w:type="dxa" w:w="1814"/>
+            <w:tcW w:type="dxa" w:w="1757"/>
             <w:vAlign w:val="center"/>
             <w:tcMar>
               <w:top w:w="90" w:type="dxa"/>
@@ -2639,7 +2641,7 @@
         </w:tc>
         <w:tc>
           <w:tcPr>
-            <w:tcW w:type="dxa" w:w="1814"/>
+            <w:tcW w:type="dxa" w:w="1757"/>
             <w:vAlign w:val="center"/>
             <w:tcMar>
               <w:top w:w="90" w:type="dxa"/>
@@ -2671,7 +2673,7 @@
         </w:trPr>
         <w:tc>
           <w:tcPr>
-            <w:tcW w:type="dxa" w:w="1701"/>
+            <w:tcW w:type="dxa" w:w="1587"/>
             <w:vAlign w:val="center"/>
             <w:tcMar>
               <w:top w:w="90" w:type="dxa"/>
@@ -2698,7 +2700,7 @@
         </w:tc>
         <w:tc>
           <w:tcPr>
-            <w:tcW w:type="dxa" w:w="1814"/>
+            <w:tcW w:type="dxa" w:w="1757"/>
             <w:vAlign w:val="center"/>
             <w:tcMar>
               <w:top w:w="90" w:type="dxa"/>
@@ -2725,7 +2727,7 @@
         </w:tc>
         <w:tc>
           <w:tcPr>
-            <w:tcW w:type="dxa" w:w="1814"/>
+            <w:tcW w:type="dxa" w:w="1757"/>
             <w:vAlign w:val="center"/>
             <w:tcMar>
               <w:top w:w="90" w:type="dxa"/>
@@ -2752,7 +2754,7 @@
         </w:tc>
         <w:tc>
           <w:tcPr>
-            <w:tcW w:type="dxa" w:w="1814"/>
+            <w:tcW w:type="dxa" w:w="1757"/>
             <w:vAlign w:val="center"/>
             <w:tcMar>
               <w:top w:w="90" w:type="dxa"/>
@@ -2779,7 +2781,7 @@
         </w:tc>
         <w:tc>
           <w:tcPr>
-            <w:tcW w:type="dxa" w:w="1814"/>
+            <w:tcW w:type="dxa" w:w="1757"/>
             <w:vAlign w:val="center"/>
             <w:tcMar>
               <w:top w:w="90" w:type="dxa"/>
@@ -2811,7 +2813,7 @@
         </w:trPr>
         <w:tc>
           <w:tcPr>
-            <w:tcW w:type="dxa" w:w="1701"/>
+            <w:tcW w:type="dxa" w:w="1587"/>
             <w:vAlign w:val="center"/>
             <w:tcMar>
               <w:top w:w="90" w:type="dxa"/>
@@ -2838,7 +2840,7 @@
         </w:tc>
         <w:tc>
           <w:tcPr>
-            <w:tcW w:type="dxa" w:w="1814"/>
+            <w:tcW w:type="dxa" w:w="1757"/>
             <w:vAlign w:val="center"/>
             <w:tcMar>
               <w:top w:w="90" w:type="dxa"/>
@@ -2865,7 +2867,7 @@
         </w:tc>
         <w:tc>
           <w:tcPr>
-            <w:tcW w:type="dxa" w:w="1814"/>
+            <w:tcW w:type="dxa" w:w="1757"/>
             <w:vAlign w:val="center"/>
             <w:tcMar>
               <w:top w:w="90" w:type="dxa"/>
@@ -2892,7 +2894,7 @@
         </w:tc>
         <w:tc>
           <w:tcPr>
-            <w:tcW w:type="dxa" w:w="1814"/>
+            <w:tcW w:type="dxa" w:w="1757"/>
             <w:vAlign w:val="center"/>
             <w:tcMar>
               <w:top w:w="90" w:type="dxa"/>
@@ -2919,7 +2921,7 @@
         </w:tc>
         <w:tc>
           <w:tcPr>
-            <w:tcW w:type="dxa" w:w="1814"/>
+            <w:tcW w:type="dxa" w:w="1757"/>
             <w:vAlign w:val="center"/>
             <w:tcMar>
               <w:top w:w="90" w:type="dxa"/>
@@ -3290,10 +3292,11 @@
     </w:p>
     <w:tbl>
       <w:tblPr>
-        <w:tblW w:type="auto" w:w="0"/>
-        <w:jc w:val="center"/>
+        <w:tblW w:type="dxa" w:w="8561"/>
+        <w:jc w:val="left"/>
         <w:tblLayout w:type="fixed"/>
         <w:tblLook w:firstColumn="1" w:firstRow="1" w:lastColumn="0" w:lastRow="0" w:noHBand="0" w:noVBand="1" w:val="04A0"/>
+        <w:tblInd w:w="0" w:type="dxa"/>
         <w:tblBorders>
           <w:top w:val="single" w:sz="4" w:color="D9D9D9"/>
           <w:left w:val="single" w:sz="4" w:color="D9D9D9"/>
@@ -3304,9 +3307,9 @@
         </w:tblBorders>
       </w:tblPr>
       <w:tblGrid>
-        <w:gridCol w:w="3515"/>
-        <w:gridCol w:w="1701"/>
-        <w:gridCol w:w="3572"/>
+        <w:gridCol w:w="3118"/>
+        <w:gridCol w:w="1417"/>
+        <w:gridCol w:w="4025"/>
       </w:tblGrid>
       <w:tr>
         <w:trPr>
@@ -3343,7 +3346,7 @@
         </w:tc>
         <w:tc>
           <w:tcPr>
-            <w:tcW w:type="dxa" w:w="3118"/>
+            <w:tcW w:type="dxa" w:w="1417"/>
             <w:shd w:fill="D9E2F3"/>
             <w:vAlign w:val="center"/>
             <w:tcMar>
@@ -3371,7 +3374,7 @@
         </w:tc>
         <w:tc>
           <w:tcPr>
-            <w:tcW w:type="dxa" w:w="3118"/>
+            <w:tcW w:type="dxa" w:w="4025"/>
             <w:shd w:fill="D9E2F3"/>
             <w:vAlign w:val="center"/>
             <w:tcMar>
@@ -3404,7 +3407,7 @@
         </w:trPr>
         <w:tc>
           <w:tcPr>
-            <w:tcW w:type="dxa" w:w="3515"/>
+            <w:tcW w:type="dxa" w:w="3118"/>
             <w:vAlign w:val="center"/>
             <w:tcMar>
               <w:top w:w="90" w:type="dxa"/>
@@ -3431,7 +3434,7 @@
         </w:tc>
         <w:tc>
           <w:tcPr>
-            <w:tcW w:type="dxa" w:w="1701"/>
+            <w:tcW w:type="dxa" w:w="1417"/>
             <w:vAlign w:val="center"/>
             <w:tcMar>
               <w:top w:w="90" w:type="dxa"/>
@@ -3458,7 +3461,7 @@
         </w:tc>
         <w:tc>
           <w:tcPr>
-            <w:tcW w:type="dxa" w:w="3572"/>
+            <w:tcW w:type="dxa" w:w="4025"/>
             <w:vAlign w:val="center"/>
             <w:tcMar>
               <w:top w:w="90" w:type="dxa"/>
@@ -3490,7 +3493,7 @@
         </w:trPr>
         <w:tc>
           <w:tcPr>
-            <w:tcW w:type="dxa" w:w="3515"/>
+            <w:tcW w:type="dxa" w:w="3118"/>
             <w:vAlign w:val="center"/>
             <w:tcMar>
               <w:top w:w="90" w:type="dxa"/>
@@ -3517,7 +3520,7 @@
         </w:tc>
         <w:tc>
           <w:tcPr>
-            <w:tcW w:type="dxa" w:w="1701"/>
+            <w:tcW w:type="dxa" w:w="1417"/>
             <w:vAlign w:val="center"/>
             <w:tcMar>
               <w:top w:w="90" w:type="dxa"/>
@@ -3544,7 +3547,7 @@
         </w:tc>
         <w:tc>
           <w:tcPr>
-            <w:tcW w:type="dxa" w:w="3572"/>
+            <w:tcW w:type="dxa" w:w="4025"/>
             <w:vAlign w:val="center"/>
             <w:tcMar>
               <w:top w:w="90" w:type="dxa"/>
@@ -3576,7 +3579,7 @@
         </w:trPr>
         <w:tc>
           <w:tcPr>
-            <w:tcW w:type="dxa" w:w="3515"/>
+            <w:tcW w:type="dxa" w:w="3118"/>
             <w:vAlign w:val="center"/>
             <w:tcMar>
               <w:top w:w="90" w:type="dxa"/>
@@ -3603,7 +3606,7 @@
         </w:tc>
         <w:tc>
           <w:tcPr>
-            <w:tcW w:type="dxa" w:w="1701"/>
+            <w:tcW w:type="dxa" w:w="1417"/>
             <w:vAlign w:val="center"/>
             <w:tcMar>
               <w:top w:w="90" w:type="dxa"/>
@@ -3630,7 +3633,7 @@
         </w:tc>
         <w:tc>
           <w:tcPr>
-            <w:tcW w:type="dxa" w:w="3572"/>
+            <w:tcW w:type="dxa" w:w="4025"/>
             <w:vAlign w:val="center"/>
             <w:tcMar>
               <w:top w:w="90" w:type="dxa"/>
@@ -3662,7 +3665,7 @@
         </w:trPr>
         <w:tc>
           <w:tcPr>
-            <w:tcW w:type="dxa" w:w="3515"/>
+            <w:tcW w:type="dxa" w:w="3118"/>
             <w:vAlign w:val="center"/>
             <w:tcMar>
               <w:top w:w="90" w:type="dxa"/>
@@ -3689,7 +3692,7 @@
         </w:tc>
         <w:tc>
           <w:tcPr>
-            <w:tcW w:type="dxa" w:w="1701"/>
+            <w:tcW w:type="dxa" w:w="1417"/>
             <w:vAlign w:val="center"/>
             <w:tcMar>
               <w:top w:w="90" w:type="dxa"/>
@@ -3716,7 +3719,7 @@
         </w:tc>
         <w:tc>
           <w:tcPr>
-            <w:tcW w:type="dxa" w:w="3572"/>
+            <w:tcW w:type="dxa" w:w="4025"/>
             <w:vAlign w:val="center"/>
             <w:tcMar>
               <w:top w:w="90" w:type="dxa"/>
@@ -3898,10 +3901,11 @@
     </w:p>
     <w:tbl>
       <w:tblPr>
-        <w:tblW w:type="auto" w:w="0"/>
-        <w:jc w:val="center"/>
+        <w:tblW w:type="dxa" w:w="6803"/>
+        <w:jc w:val="left"/>
         <w:tblLayout w:type="fixed"/>
         <w:tblLook w:firstColumn="1" w:firstRow="1" w:lastColumn="0" w:lastRow="0" w:noHBand="0" w:noVBand="1" w:val="04A0"/>
+        <w:tblInd w:w="0" w:type="dxa"/>
         <w:tblBorders>
           <w:top w:val="single" w:sz="4" w:color="D9D9D9"/>
           <w:left w:val="single" w:sz="4" w:color="D9D9D9"/>
@@ -3922,7 +3926,7 @@
         </w:trPr>
         <w:tc>
           <w:tcPr>
-            <w:tcW w:type="dxa" w:w="4677"/>
+            <w:tcW w:type="dxa" w:w="2835"/>
             <w:shd w:fill="D9E2F3"/>
             <w:vAlign w:val="center"/>
             <w:tcMar>
@@ -3950,7 +3954,7 @@
         </w:tc>
         <w:tc>
           <w:tcPr>
-            <w:tcW w:type="dxa" w:w="4677"/>
+            <w:tcW w:type="dxa" w:w="3969"/>
             <w:shd w:fill="D9E2F3"/>
             <w:vAlign w:val="center"/>
             <w:tcMar>

--- a/report.docx
+++ b/report.docx
@@ -1002,17 +1002,20 @@
         <w:widowControl/>
       </w:pPr>
       <w:r>
-        <w:t>Работа выполнена с использованием Python, pandas, matplotlib и seaborn. Исходные данные, программный код, результаты выполнения и отчёт опубликованы в репозитории GitHub: https://github.com/StasWW/suai-data-analysis-lab2</w:t>
-      </w:r>
-    </w:p>
-    <w:p>
-      <w:pPr>
-        <w:pStyle w:val="Heading1"/>
+        <w:t>Работа выполнена с использованием Python, pandas, matplotlib и seaborn. Исходные данные, программный код, результаты выполнения и отчёт опубликованы в репозитории GitHub [1].</w:t>
+      </w:r>
+    </w:p>
+    <w:p>
+      <w:pPr>
+        <w:pStyle w:val="ReportBody"/>
         <w:keepNext/>
         <w:pageBreakBefore/>
         <w:spacing w:after="200"/>
       </w:pPr>
       <w:r>
+        <w:rPr>
+          <w:b/>
+        </w:rPr>
         <w:t>1 Подготовка данных</w:t>
       </w:r>
     </w:p>
@@ -2968,12 +2971,15 @@
     </w:p>
     <w:p>
       <w:pPr>
-        <w:pStyle w:val="Heading1"/>
+        <w:pStyle w:val="ReportBody"/>
         <w:keepNext/>
         <w:pageBreakBefore/>
         <w:spacing w:after="200"/>
       </w:pPr>
       <w:r>
+        <w:rPr>
+          <w:b/>
+        </w:rPr>
         <w:t>2 Диаграммы рассеяния</w:t>
       </w:r>
     </w:p>
@@ -3119,12 +3125,15 @@
     </w:p>
     <w:p>
       <w:pPr>
-        <w:pStyle w:val="Heading1"/>
+        <w:pStyle w:val="ReportBody"/>
         <w:keepNext/>
         <w:pageBreakBefore/>
         <w:spacing w:after="200"/>
       </w:pPr>
       <w:r>
+        <w:rPr>
+          <w:b/>
+        </w:rPr>
         <w:t>3 Распределения числовых признаков</w:t>
       </w:r>
     </w:p>
@@ -3200,12 +3209,15 @@
     </w:p>
     <w:p>
       <w:pPr>
-        <w:pStyle w:val="Heading1"/>
+        <w:pStyle w:val="ReportBody"/>
         <w:keepNext/>
         <w:pageBreakBefore/>
         <w:spacing w:after="200"/>
       </w:pPr>
       <w:r>
+        <w:rPr>
+          <w:b/>
+        </w:rPr>
         <w:t>4 Корреляция и ковариация</w:t>
       </w:r>
     </w:p>
@@ -3757,12 +3769,15 @@
     </w:p>
     <w:p>
       <w:pPr>
-        <w:pStyle w:val="Heading1"/>
+        <w:pStyle w:val="ReportBody"/>
         <w:keepNext/>
         <w:pageBreakBefore/>
         <w:spacing w:after="200"/>
       </w:pPr>
       <w:r>
+        <w:rPr>
+          <w:b/>
+        </w:rPr>
         <w:t>5 Выполнение заданий варианта 8</w:t>
       </w:r>
     </w:p>
@@ -4408,12 +4423,15 @@
     </w:p>
     <w:p>
       <w:pPr>
-        <w:pStyle w:val="Heading1"/>
+        <w:pStyle w:val="ReportBody"/>
         <w:keepNext/>
         <w:pageBreakBefore/>
         <w:spacing w:after="200"/>
       </w:pPr>
       <w:r>
+        <w:rPr>
+          <w:b/>
+        </w:rPr>
         <w:t>6 Дополнительные визуализации</w:t>
       </w:r>
     </w:p>
@@ -4777,6 +4795,36 @@
       </w:pPr>
       <w:r>
         <w:t>В варианте 8 установлено преобладание арендаторов во всех целях кредита, рост среднего дохода по возрастным группам и наибольшая доля заявок на образование. Hexbin и диаграммы размаха подтвердили концентрацию наблюдений в области умеренных значений и наличие правых хвостов. Результаты описывают очищенную подвыборку и должны интерпретироваться с учётом удаления строк с пропусками и малых категорий.</w:t>
+      </w:r>
+    </w:p>
+    <w:p>
+      <w:pPr>
+        <w:pStyle w:val="ReportBody"/>
+        <w:keepNext w:val="0"/>
+        <w:pageBreakBefore/>
+        <w:spacing w:after="200"/>
+        <w:ind w:firstLine="0"/>
+        <w:jc w:val="center"/>
+      </w:pPr>
+      <w:r>
+        <w:rPr>
+          <w:b/>
+        </w:rPr>
+        <w:t>СПИСОК ИСПОЛЬЗОВАННЫХ ИСТОЧНИКОВ</w:t>
+      </w:r>
+    </w:p>
+    <w:p>
+      <w:pPr>
+        <w:spacing w:line="240" w:lineRule="auto" w:after="0"/>
+      </w:pPr>
+    </w:p>
+    <w:p>
+      <w:pPr>
+        <w:pStyle w:val="ReportBody"/>
+        <w:widowControl/>
+      </w:pPr>
+      <w:r>
+        <w:t>1. Репозиторий лабораторной работы 2 «Исследовательский анализ данных» [Электронный ресурс]. URL: https://github.com/StasWW/suai-data-analysis-lab2 (дата обращения: 27.09.2026).</w:t>
       </w:r>
     </w:p>
     <w:sectPr>
